--- a/treasury-platform/docs/39-REVIEW-V5-STUDY.docx
+++ b/treasury-platform/docs/39-REVIEW-V5-STUDY.docx
@@ -2503,7 +2503,7 @@
                 <w:szCs w:val="18"/>
                 <w:rtl/>
               </w:rPr>
-              <w:t xml:space="preserve">8 أدوار و391 ربطًا: TA 46، وTM 127، وFO 100، وTE 51، وFA 8، وRQ 19، وAU 31، وRK 9</w:t>
+              <w:t xml:space="preserve">8 أدوار و393 ربطًا: TA 46، وTM 127، وFO 100، وTE 51، وFA 9، وRQ 19، وAU 31، وRK 10</w:t>
             </w:r>
           </w:p>
         </w:tc>
@@ -2628,20 +2628,7 @@
                 <w:szCs w:val="18"/>
                 <w:rtl/>
               </w:rPr>
-              <w:t xml:space="preserve"> و◐ تمنحان الصلاحية، و◐ «مقيّدة» يضيّقها التطبيق بالنطاق. وR تمنح رمز العرض فقط، وM تمنح رمز عرض غير حساس. وخلية واحدة تُقرأ يدويًا وسببها مكتوب في البيان: لا يأخذ RQ الصلاحية </w:t>
-            </w:r>
-            <w:r>
-              <w:rPr>
-                <w:rFonts w:ascii="Courier New" w:cs="Courier New" w:eastAsia="Courier New" w:hAnsi="Courier New"/>
-                <w:b w:val="false"/>
-                <w:bCs w:val="false"/>
-                <w:color w:val="1F2937"/>
-                <w:sz w:val="16"/>
-                <w:szCs w:val="16"/>
-                <w:shd w:fill="F1F3F5" w:color="auto" w:val="clear"/>
-                <w:rtl/>
-              </w:rPr>
-              <w:t xml:space="preserve">‎req.cancel.any‎</w:t>
+              <w:t xml:space="preserve"> و◐ تمنحان الصلاحية، و◐ «مقيّدة» يضيّقها التطبيق بالنطاق. وR تمنح رمز العرض فقط، وM تمنح رمز عرض غير حساس. ويرفض المولّد قيمة ◐ واحدة لرمزين، لأنها لا تقول أيهما المقيَّد. وكشف هذا الفحص خليتين، فصُحّحت المواصفتان لا المولّد: الصف 14 من المواصفة 13 (الطالب يلغي طلباته فقط، لا أي طلب)، والصف 28 من المواصفة 14</w:t>
             </w:r>
           </w:p>
         </w:tc>
@@ -3126,7 +3113,7 @@
           <w:szCs w:val="21"/>
           <w:rtl/>
         </w:rPr>
-        <w:t xml:space="preserve"> وتسع صلاحيات قراءة، ولا صلاحية إعداد ولا اعتماد. ومستخدم يُعطى RK يجتاز شرطَي قيد التصديق (CR4). فالضابط مبني، ومن يشغّله مبني أيضًا.</w:t>
+        <w:t xml:space="preserve"> وتسع صلاحيات قراءة وتفضيلات إشعاراته، ولا صلاحية إعداد ولا اعتماد. ومستخدم يُعطى RK يجتاز شرطَي قيد التصديق (CR4). فالضابط مبني، ومن يشغّله مبني أيضًا.</w:t>
       </w:r>
     </w:p>
     <w:p>
@@ -5842,7 +5829,7 @@
           <w:szCs w:val="21"/>
           <w:rtl/>
         </w:rPr>
-        <w:t xml:space="preserve">وقرار جديد كشفه البناء: مواصفتا الطلبات والاعتمادات (13 و14) ليس فيهما عمود لـ FA ولا لـ RK. فلا يأخذ هذان الدوران «تفضيلات الإشعار» </w:t>
+        <w:t xml:space="preserve">وقرار جديد كشفه البناء: مواصفتا الطلبات والاعتمادات (13 و14) لم يكن فيهما عمود لـ FA ولا لـ RK، فلم يأخذ هذان الدوران «تفضيلات الإشعار» </w:t>
       </w:r>
       <w:r>
         <w:rPr>
@@ -5866,7 +5853,38 @@
           <w:szCs w:val="21"/>
           <w:rtl/>
         </w:rPr>
-        <w:t xml:space="preserve"> ولا «طلباتي» </w:t>
+        <w:t xml:space="preserve">. </w:t>
+      </w:r>
+      <w:r>
+        <w:rPr>
+          <w:rFonts w:ascii="Segoe UI Emoji" w:cs="Segoe UI Emoji" w:eastAsia="Segoe UI Emoji" w:hAnsi="Segoe UI Emoji"/>
+          <w:sz w:val="21"/>
+          <w:szCs w:val="21"/>
+          <w:rtl/>
+        </w:rPr>
+        <w:t xml:space="preserve">✅</w:t>
+      </w:r>
+      <w:r>
+        <w:rPr>
+          <w:rFonts w:ascii="Arial" w:cs="Arial" w:eastAsia="Arial" w:hAnsi="Arial"/>
+          <w:b/>
+          <w:bCs/>
+          <w:sz w:val="21"/>
+          <w:szCs w:val="21"/>
+          <w:rtl/>
+        </w:rPr>
+        <w:t xml:space="preserve"> وافق المالك (القرار 36، 2026-10-21):</w:t>
+      </w:r>
+      <w:r>
+        <w:rPr>
+          <w:rFonts w:ascii="Arial" w:cs="Arial" w:eastAsia="Arial" w:hAnsi="Arial"/>
+          <w:b w:val="false"/>
+          <w:bCs w:val="false"/>
+          <w:sz w:val="21"/>
+          <w:szCs w:val="21"/>
+          <w:rtl/>
+        </w:rPr>
+        <w:t xml:space="preserve"> أُضيف العمودان إلى مصفوفة المواصفة 13، ولكل منهما </w:t>
       </w:r>
       <w:r>
         <w:rPr>
@@ -5879,7 +5897,7 @@
           <w:shd w:fill="F1F3F5" w:color="auto" w:val="clear"/>
           <w:rtl/>
         </w:rPr>
-        <w:t xml:space="preserve">‎req.view.own‎</w:t>
+        <w:t xml:space="preserve">‎ntf.prefs‎</w:t>
       </w:r>
       <w:r>
         <w:rPr>
@@ -5890,53 +5908,7 @@
           <w:szCs w:val="21"/>
           <w:rtl/>
         </w:rPr>
-        <w:t xml:space="preserve">. </w:t>
-      </w:r>
-      <w:r>
-        <w:rPr>
-          <w:rFonts w:ascii="Arial" w:cs="Arial" w:eastAsia="Arial" w:hAnsi="Arial"/>
-          <w:b/>
-          <w:bCs/>
-          <w:sz w:val="21"/>
-          <w:szCs w:val="21"/>
-          <w:rtl/>
-        </w:rPr>
-        <w:t xml:space="preserve">توصيتنا:</w:t>
-      </w:r>
-      <w:r>
-        <w:rPr>
-          <w:rFonts w:ascii="Arial" w:cs="Arial" w:eastAsia="Arial" w:hAnsi="Arial"/>
-          <w:b w:val="false"/>
-          <w:bCs w:val="false"/>
-          <w:sz w:val="21"/>
-          <w:szCs w:val="21"/>
-          <w:rtl/>
-        </w:rPr>
-        <w:t xml:space="preserve"> أن يأخذ الدوران </w:t>
-      </w:r>
-      <w:r>
-        <w:rPr>
-          <w:rFonts w:ascii="Courier New" w:cs="Courier New" w:eastAsia="Courier New" w:hAnsi="Courier New"/>
-          <w:b w:val="false"/>
-          <w:bCs w:val="false"/>
-          <w:color w:val="1F2937"/>
-          <w:sz w:val="18"/>
-          <w:szCs w:val="18"/>
-          <w:shd w:fill="F1F3F5" w:color="auto" w:val="clear"/>
-          <w:rtl/>
-        </w:rPr>
-        <w:t xml:space="preserve">‎ntf.prefs‎</w:t>
-      </w:r>
-      <w:r>
-        <w:rPr>
-          <w:rFonts w:ascii="Arial" w:cs="Arial" w:eastAsia="Arial" w:hAnsi="Arial"/>
-          <w:b w:val="false"/>
-          <w:bCs w:val="false"/>
-          <w:sz w:val="21"/>
-          <w:szCs w:val="21"/>
-          <w:rtl/>
-        </w:rPr>
-        <w:t xml:space="preserve"> على الأقل، لأن RK يستقبل الإنذار الأحمر. وذلك يكون بتعديل المصفوفة في المواصفة 13، فتتبعها الحزمة آليًا.</w:t>
+        <w:t xml:space="preserve"> وحدها، فتبعتها الحزمة آليًا.</w:t>
       </w:r>
     </w:p>
     <w:p>
@@ -6631,6 +6603,72 @@
       </w:pPr>
       <w:r>
         <w:rPr>
+          <w:rFonts w:ascii="Segoe UI Emoji" w:cs="Segoe UI Emoji" w:eastAsia="Segoe UI Emoji" w:hAnsi="Segoe UI Emoji"/>
+          <w:sz w:val="21"/>
+          <w:szCs w:val="21"/>
+          <w:rtl/>
+        </w:rPr>
+        <w:t xml:space="preserve">✅</w:t>
+      </w:r>
+      <w:r>
+        <w:rPr>
+          <w:rFonts w:ascii="Arial" w:cs="Arial" w:eastAsia="Arial" w:hAnsi="Arial"/>
+          <w:b w:val="false"/>
+          <w:bCs w:val="false"/>
+          <w:sz w:val="21"/>
+          <w:szCs w:val="21"/>
+          <w:rtl/>
+        </w:rPr>
+        <w:t xml:space="preserve"> </w:t>
+      </w:r>
+      <w:r>
+        <w:rPr>
+          <w:rFonts w:ascii="Arial" w:cs="Arial" w:eastAsia="Arial" w:hAnsi="Arial"/>
+          <w:b/>
+          <w:bCs/>
+          <w:sz w:val="21"/>
+          <w:szCs w:val="21"/>
+          <w:rtl/>
+        </w:rPr>
+        <w:t xml:space="preserve">نُفّذ في 2026-10-21 (ADR 0036، </w:t>
+      </w:r>
+      <w:r>
+        <w:rPr>
+          <w:rFonts w:ascii="Courier New" w:cs="Courier New" w:eastAsia="Courier New" w:hAnsi="Courier New"/>
+          <w:b/>
+          <w:bCs/>
+          <w:color w:val="1F2937"/>
+          <w:sz w:val="18"/>
+          <w:szCs w:val="18"/>
+          <w:shd w:fill="F1F3F5" w:color="auto" w:val="clear"/>
+          <w:rtl/>
+        </w:rPr>
+        <w:t xml:space="preserve">‎docs/40‎</w:t>
+      </w:r>
+      <w:r>
+        <w:rPr>
+          <w:rFonts w:ascii="Arial" w:cs="Arial" w:eastAsia="Arial" w:hAnsi="Arial"/>
+          <w:b/>
+          <w:bCs/>
+          <w:sz w:val="21"/>
+          <w:szCs w:val="21"/>
+          <w:rtl/>
+        </w:rPr>
+        <w:t xml:space="preserve">):</w:t>
+      </w:r>
+      <w:r>
+        <w:rPr>
+          <w:rFonts w:ascii="Arial" w:cs="Arial" w:eastAsia="Arial" w:hAnsi="Arial"/>
+          <w:b w:val="false"/>
+          <w:bCs w:val="false"/>
+          <w:sz w:val="21"/>
+          <w:szCs w:val="21"/>
+          <w:rtl/>
+        </w:rPr>
+        <w:t xml:space="preserve"> كل مسارات القاعدة داخل أهدافها، وكشف القياس أن الفحص الكامل لسلسلة التدقيق يزيد بلا حد، فصار يوميًا من المرساة. </w:t>
+      </w:r>
+      <w:r>
+        <w:rPr>
           <w:rFonts w:ascii="Arial" w:cs="Arial" w:eastAsia="Arial" w:hAnsi="Arial"/>
           <w:b/>
           <w:bCs/>
@@ -6920,24 +6958,33 @@
       <w:r>
         <w:rPr>
           <w:rFonts w:ascii="Arial" w:cs="Arial" w:eastAsia="Arial" w:hAnsi="Arial"/>
-          <w:b/>
-          <w:bCs/>
-          <w:sz w:val="21"/>
-          <w:szCs w:val="21"/>
-          <w:rtl/>
-        </w:rPr>
-        <w:t xml:space="preserve">تعديل مصفوفة المواصفة 13 لـ FA وRK</w:t>
-      </w:r>
-      <w:r>
-        <w:rPr>
-          <w:rFonts w:ascii="Arial" w:cs="Arial" w:eastAsia="Arial" w:hAnsi="Arial"/>
           <w:b w:val="false"/>
           <w:bCs w:val="false"/>
           <w:sz w:val="21"/>
           <w:szCs w:val="21"/>
           <w:rtl/>
         </w:rPr>
-        <w:t xml:space="preserve"> إن وافق المالك على التوصية في §6.</w:t>
+        <w:t xml:space="preserve">تعديل مصفوفة المواصفة 13 لـ FA وRK </w:t>
+      </w:r>
+      <w:r>
+        <w:rPr>
+          <w:rFonts w:ascii="Segoe UI Emoji" w:cs="Segoe UI Emoji" w:eastAsia="Segoe UI Emoji" w:hAnsi="Segoe UI Emoji"/>
+          <w:sz w:val="21"/>
+          <w:szCs w:val="21"/>
+          <w:rtl/>
+        </w:rPr>
+        <w:t xml:space="preserve">✅</w:t>
+      </w:r>
+      <w:r>
+        <w:rPr>
+          <w:rFonts w:ascii="Arial" w:cs="Arial" w:eastAsia="Arial" w:hAnsi="Arial"/>
+          <w:b w:val="false"/>
+          <w:bCs w:val="false"/>
+          <w:sz w:val="21"/>
+          <w:szCs w:val="21"/>
+          <w:rtl/>
+        </w:rPr>
+        <w:t xml:space="preserve"> نُفّذ بالقرار 36.</w:t>
       </w:r>
     </w:p>
     <w:p>

--- a/treasury-platform/docs/39-REVIEW-V5-STUDY.docx
+++ b/treasury-platform/docs/39-REVIEW-V5-STUDY.docx
@@ -3113,7 +3113,7 @@
           <w:szCs w:val="21"/>
           <w:rtl/>
         </w:rPr>
-        <w:t xml:space="preserve"> وتسع صلاحيات قراءة وتفضيلات إشعاراته، ولا صلاحية إعداد ولا اعتماد. ومستخدم يُعطى RK يجتاز شرطَي قيد التصديق (CR4). فالضابط مبني، ومن يشغّله مبني أيضًا.</w:t>
+        <w:t xml:space="preserve"> وثماني صلاحيات قراءة وتفضيلات إشعاراته، ولا صلاحية إعداد ولا اعتماد. ومستخدم يُعطى RK يجتاز شرطَي قيد التصديق (CR4). فالضابط مبني، ومن يشغّله مبني أيضًا.</w:t>
       </w:r>
     </w:p>
     <w:p>
@@ -3379,7 +3379,7 @@
           <w:szCs w:val="21"/>
           <w:rtl/>
         </w:rPr>
-        <w:t xml:space="preserve"> قادح يكتبها عند كل إدراج، ومراسٍ تُحفظ خارج القاعدة ويُتحقق منها. والاختبارات AC1 إلى AC6 وAA1 إلى AA3 تكتشف التعديل، والحذف، وإعادة حساب كل البصمات، والكتابة والقادح معطّل.</w:t>
+        <w:t xml:space="preserve"> قادح يكتبها عند كل إدراج، ومراسٍ تُحفظ خارج القاعدة ويُتحقق منها. والاختبارات AC1 إلى AC7 وAA1 إلى AA3 تكتشف التعديل، والحذف، وإعادة حساب كل البصمات، والكتابة والقادح معطّل.</w:t>
       </w:r>
     </w:p>
     <w:p>
@@ -4053,9 +4053,9 @@
         </w:tblBorders>
       </w:tblPr>
       <w:tblGrid>
-        <w:gridCol w:w="1924"/>
-        <w:gridCol w:w="6256"/>
-        <w:gridCol w:w="1684"/>
+        <w:gridCol w:w="1195"/>
+        <w:gridCol w:w="3885"/>
+        <w:gridCol w:w="4784"/>
       </w:tblGrid>
       <w:tr>
         <w:trPr>
@@ -4064,7 +4064,7 @@
         </w:trPr>
         <w:tc>
           <w:tcPr>
-            <w:tcW w:type="dxa" w:w="1924"/>
+            <w:tcW w:type="dxa" w:w="1195"/>
             <w:tcBorders>
               <w:top w:val="single" w:color="BFC9D6" w:sz="4"/>
               <w:left w:val="single" w:color="BFC9D6" w:sz="4"/>
@@ -4102,7 +4102,7 @@
         </w:tc>
         <w:tc>
           <w:tcPr>
-            <w:tcW w:type="dxa" w:w="6256"/>
+            <w:tcW w:type="dxa" w:w="3885"/>
             <w:tcBorders>
               <w:top w:val="single" w:color="BFC9D6" w:sz="4"/>
               <w:left w:val="single" w:color="BFC9D6" w:sz="4"/>
@@ -4140,7 +4140,7 @@
         </w:tc>
         <w:tc>
           <w:tcPr>
-            <w:tcW w:type="dxa" w:w="1684"/>
+            <w:tcW w:type="dxa" w:w="4784"/>
             <w:tcBorders>
               <w:top w:val="single" w:color="BFC9D6" w:sz="4"/>
               <w:left w:val="single" w:color="BFC9D6" w:sz="4"/>
@@ -4183,7 +4183,7 @@
         </w:trPr>
         <w:tc>
           <w:tcPr>
-            <w:tcW w:type="dxa" w:w="1924"/>
+            <w:tcW w:type="dxa" w:w="1195"/>
             <w:tcBorders>
               <w:top w:val="single" w:color="BFC9D6" w:sz="4"/>
               <w:left w:val="single" w:color="BFC9D6" w:sz="4"/>
@@ -4219,7 +4219,7 @@
         </w:tc>
         <w:tc>
           <w:tcPr>
-            <w:tcW w:type="dxa" w:w="6256"/>
+            <w:tcW w:type="dxa" w:w="3885"/>
             <w:tcBorders>
               <w:top w:val="single" w:color="BFC9D6" w:sz="4"/>
               <w:left w:val="single" w:color="BFC9D6" w:sz="4"/>
@@ -4281,7 +4281,7 @@
         </w:tc>
         <w:tc>
           <w:tcPr>
-            <w:tcW w:type="dxa" w:w="1684"/>
+            <w:tcW w:type="dxa" w:w="4784"/>
             <w:tcBorders>
               <w:top w:val="single" w:color="BFC9D6" w:sz="4"/>
               <w:left w:val="single" w:color="BFC9D6" w:sz="4"/>
@@ -4322,7 +4322,7 @@
         </w:trPr>
         <w:tc>
           <w:tcPr>
-            <w:tcW w:type="dxa" w:w="1924"/>
+            <w:tcW w:type="dxa" w:w="1195"/>
             <w:tcBorders>
               <w:top w:val="single" w:color="BFC9D6" w:sz="4"/>
               <w:left w:val="single" w:color="BFC9D6" w:sz="4"/>
@@ -4359,7 +4359,7 @@
         </w:tc>
         <w:tc>
           <w:tcPr>
-            <w:tcW w:type="dxa" w:w="6256"/>
+            <w:tcW w:type="dxa" w:w="3885"/>
             <w:tcBorders>
               <w:top w:val="single" w:color="BFC9D6" w:sz="4"/>
               <w:left w:val="single" w:color="BFC9D6" w:sz="4"/>
@@ -4396,7 +4396,7 @@
         </w:tc>
         <w:tc>
           <w:tcPr>
-            <w:tcW w:type="dxa" w:w="1684"/>
+            <w:tcW w:type="dxa" w:w="4784"/>
             <w:tcBorders>
               <w:top w:val="single" w:color="BFC9D6" w:sz="4"/>
               <w:left w:val="single" w:color="BFC9D6" w:sz="4"/>
@@ -4438,7 +4438,7 @@
         </w:trPr>
         <w:tc>
           <w:tcPr>
-            <w:tcW w:type="dxa" w:w="1924"/>
+            <w:tcW w:type="dxa" w:w="1195"/>
             <w:tcBorders>
               <w:top w:val="single" w:color="BFC9D6" w:sz="4"/>
               <w:left w:val="single" w:color="BFC9D6" w:sz="4"/>
@@ -4474,7 +4474,7 @@
         </w:tc>
         <w:tc>
           <w:tcPr>
-            <w:tcW w:type="dxa" w:w="6256"/>
+            <w:tcW w:type="dxa" w:w="3885"/>
             <w:tcBorders>
               <w:top w:val="single" w:color="BFC9D6" w:sz="4"/>
               <w:left w:val="single" w:color="BFC9D6" w:sz="4"/>
@@ -4510,7 +4510,7 @@
         </w:tc>
         <w:tc>
           <w:tcPr>
-            <w:tcW w:type="dxa" w:w="1684"/>
+            <w:tcW w:type="dxa" w:w="4784"/>
             <w:tcBorders>
               <w:top w:val="single" w:color="BFC9D6" w:sz="4"/>
               <w:left w:val="single" w:color="BFC9D6" w:sz="4"/>
@@ -4551,7 +4551,7 @@
         </w:trPr>
         <w:tc>
           <w:tcPr>
-            <w:tcW w:type="dxa" w:w="1924"/>
+            <w:tcW w:type="dxa" w:w="1195"/>
             <w:tcBorders>
               <w:top w:val="single" w:color="BFC9D6" w:sz="4"/>
               <w:left w:val="single" w:color="BFC9D6" w:sz="4"/>
@@ -4588,7 +4588,7 @@
         </w:tc>
         <w:tc>
           <w:tcPr>
-            <w:tcW w:type="dxa" w:w="6256"/>
+            <w:tcW w:type="dxa" w:w="3885"/>
             <w:tcBorders>
               <w:top w:val="single" w:color="BFC9D6" w:sz="4"/>
               <w:left w:val="single" w:color="BFC9D6" w:sz="4"/>
@@ -4625,7 +4625,7 @@
         </w:tc>
         <w:tc>
           <w:tcPr>
-            <w:tcW w:type="dxa" w:w="1684"/>
+            <w:tcW w:type="dxa" w:w="4784"/>
             <w:tcBorders>
               <w:top w:val="single" w:color="BFC9D6" w:sz="4"/>
               <w:left w:val="single" w:color="BFC9D6" w:sz="4"/>
@@ -4667,7 +4667,7 @@
         </w:trPr>
         <w:tc>
           <w:tcPr>
-            <w:tcW w:type="dxa" w:w="1924"/>
+            <w:tcW w:type="dxa" w:w="1195"/>
             <w:tcBorders>
               <w:top w:val="single" w:color="BFC9D6" w:sz="4"/>
               <w:left w:val="single" w:color="BFC9D6" w:sz="4"/>
@@ -4703,7 +4703,7 @@
         </w:tc>
         <w:tc>
           <w:tcPr>
-            <w:tcW w:type="dxa" w:w="6256"/>
+            <w:tcW w:type="dxa" w:w="3885"/>
             <w:tcBorders>
               <w:top w:val="single" w:color="BFC9D6" w:sz="4"/>
               <w:left w:val="single" w:color="BFC9D6" w:sz="4"/>
@@ -4739,37 +4739,85 @@
         </w:tc>
         <w:tc>
           <w:tcPr>
-            <w:tcW w:type="dxa" w:w="1684"/>
-            <w:tcBorders>
-              <w:top w:val="single" w:color="BFC9D6" w:sz="4"/>
-              <w:left w:val="single" w:color="BFC9D6" w:sz="4"/>
-              <w:bottom w:val="single" w:color="BFC9D6" w:sz="4"/>
-              <w:right w:val="single" w:color="BFC9D6" w:sz="4"/>
-            </w:tcBorders>
-            <w:tcMar>
-              <w:top w:type="dxa" w:w="50"/>
-              <w:left w:type="dxa" w:w="90"/>
-              <w:bottom w:type="dxa" w:w="50"/>
-              <w:right w:type="dxa" w:w="90"/>
-            </w:tcMar>
-            <w:vAlign w:val="top"/>
-          </w:tcPr>
-          <w:p>
-            <w:pPr>
-              <w:keepNext w:val="false"/>
-              <w:bidi/>
-              <w:spacing w:after="30" w:before="30" w:line="264"/>
-            </w:pPr>
-            <w:r>
-              <w:rPr>
-                <w:rFonts w:ascii="Arial" w:cs="Arial" w:eastAsia="Arial" w:hAnsi="Arial"/>
-                <w:b w:val="false"/>
-                <w:bCs w:val="false"/>
-                <w:sz w:val="18"/>
-                <w:szCs w:val="18"/>
-                <w:rtl/>
-              </w:rPr>
-              <w:t xml:space="preserve">صحيح</w:t>
+            <w:tcW w:type="dxa" w:w="4784"/>
+            <w:tcBorders>
+              <w:top w:val="single" w:color="BFC9D6" w:sz="4"/>
+              <w:left w:val="single" w:color="BFC9D6" w:sz="4"/>
+              <w:bottom w:val="single" w:color="BFC9D6" w:sz="4"/>
+              <w:right w:val="single" w:color="BFC9D6" w:sz="4"/>
+            </w:tcBorders>
+            <w:tcMar>
+              <w:top w:type="dxa" w:w="50"/>
+              <w:left w:type="dxa" w:w="90"/>
+              <w:bottom w:type="dxa" w:w="50"/>
+              <w:right w:type="dxa" w:w="90"/>
+            </w:tcMar>
+            <w:vAlign w:val="top"/>
+          </w:tcPr>
+          <w:p>
+            <w:pPr>
+              <w:keepNext w:val="false"/>
+              <w:bidi/>
+              <w:spacing w:after="30" w:before="30" w:line="264"/>
+            </w:pPr>
+            <w:r>
+              <w:rPr>
+                <w:rFonts w:ascii="Arial" w:cs="Arial" w:eastAsia="Arial" w:hAnsi="Arial"/>
+                <w:b w:val="false"/>
+                <w:bCs w:val="false"/>
+                <w:sz w:val="18"/>
+                <w:szCs w:val="18"/>
+                <w:rtl/>
+              </w:rPr>
+              <w:t xml:space="preserve">صحيح في المضمون؛ والسطر 44 بداية الإجراء </w:t>
+            </w:r>
+            <w:r>
+              <w:rPr>
+                <w:rFonts w:ascii="Courier New" w:cs="Courier New" w:eastAsia="Courier New" w:hAnsi="Courier New"/>
+                <w:b w:val="false"/>
+                <w:bCs w:val="false"/>
+                <w:color w:val="1F2937"/>
+                <w:sz w:val="16"/>
+                <w:szCs w:val="16"/>
+                <w:shd w:fill="F1F3F5" w:color="auto" w:val="clear"/>
+                <w:rtl/>
+              </w:rPr>
+              <w:t xml:space="preserve">‎fin.usp_EndorseCreditAssessment‎</w:t>
+            </w:r>
+            <w:r>
+              <w:rPr>
+                <w:rFonts w:ascii="Arial" w:cs="Arial" w:eastAsia="Arial" w:hAnsi="Arial"/>
+                <w:b w:val="false"/>
+                <w:bCs w:val="false"/>
+                <w:sz w:val="18"/>
+                <w:szCs w:val="18"/>
+                <w:rtl/>
+              </w:rPr>
+              <w:t xml:space="preserve">، وحالات الرفض نفسها في </w:t>
+            </w:r>
+            <w:r>
+              <w:rPr>
+                <w:rFonts w:ascii="Courier New" w:cs="Courier New" w:eastAsia="Courier New" w:hAnsi="Courier New"/>
+                <w:b w:val="false"/>
+                <w:bCs w:val="false"/>
+                <w:color w:val="1F2937"/>
+                <w:sz w:val="16"/>
+                <w:szCs w:val="16"/>
+                <w:shd w:fill="F1F3F5" w:color="auto" w:val="clear"/>
+                <w:rtl/>
+              </w:rPr>
+              <w:t xml:space="preserve">‎052_review_controls.sql:50-54‎</w:t>
+            </w:r>
+            <w:r>
+              <w:rPr>
+                <w:rFonts w:ascii="Arial" w:cs="Arial" w:eastAsia="Arial" w:hAnsi="Arial"/>
+                <w:b w:val="false"/>
+                <w:bCs w:val="false"/>
+                <w:sz w:val="18"/>
+                <w:szCs w:val="18"/>
+                <w:rtl/>
+              </w:rPr>
+              <w:t xml:space="preserve"> (THROW 50093)</w:t>
             </w:r>
           </w:p>
         </w:tc>
@@ -4780,7 +4828,7 @@
         </w:trPr>
         <w:tc>
           <w:tcPr>
-            <w:tcW w:type="dxa" w:w="1924"/>
+            <w:tcW w:type="dxa" w:w="1195"/>
             <w:tcBorders>
               <w:top w:val="single" w:color="BFC9D6" w:sz="4"/>
               <w:left w:val="single" w:color="BFC9D6" w:sz="4"/>
@@ -4817,7 +4865,7 @@
         </w:tc>
         <w:tc>
           <w:tcPr>
-            <w:tcW w:type="dxa" w:w="6256"/>
+            <w:tcW w:type="dxa" w:w="3885"/>
             <w:tcBorders>
               <w:top w:val="single" w:color="BFC9D6" w:sz="4"/>
               <w:left w:val="single" w:color="BFC9D6" w:sz="4"/>
@@ -4854,7 +4902,7 @@
         </w:tc>
         <w:tc>
           <w:tcPr>
-            <w:tcW w:type="dxa" w:w="1684"/>
+            <w:tcW w:type="dxa" w:w="4784"/>
             <w:tcBorders>
               <w:top w:val="single" w:color="BFC9D6" w:sz="4"/>
               <w:left w:val="single" w:color="BFC9D6" w:sz="4"/>
@@ -6306,7 +6354,7 @@
                 <w:szCs w:val="18"/>
                 <w:rtl/>
               </w:rPr>
-              <w:t xml:space="preserve">AC1 إلى AC6، وAA1 إلى AA3</w:t>
+              <w:t xml:space="preserve">AC1 إلى AC7، وAA1 إلى AA3</w:t>
             </w:r>
           </w:p>
         </w:tc>
